--- a/《噬铁者》游戏策划书（总册）.docx
+++ b/《噬铁者》游戏策划书（总册）.docx
@@ -175,6 +175,116 @@
           <w:szCs w:val="32"/>
         </w:rPr>
         <w:t>0. 修订说明</w:t>
+      </w:r>
+    </w:p>
+    <w:p>
+      <w:pPr>
+        <w:spacing w:before="0" w:after="100" w:line="300" w:lineRule="auto"/>
+        <w:rPr>
+          <w:rFonts w:ascii="微软雅黑" w:hAnsi="微软雅黑" w:eastAsia="微软雅黑" w:cs="微软雅黑"/>
+          <w:b w:val="0"/>
+          <w:i w:val="0"/>
+          <w:caps w:val="0"/>
+          <w:spacing w:val="0"/>
+          <w:sz w:val="21"/>
+          <w:szCs w:val="21"/>
+        </w:rPr>
+      </w:pPr>
+      <w:r>
+        <w:rPr>
+          <w:rFonts w:ascii="微软雅黑" w:hAnsi="微软雅黑"/>
+          <w:b w:val="0"/>
+          <w:sz w:val="21"/>
+        </w:rPr>
+        <w:t>本版（V3.1）为开发进度同步版：依据 Godot 原型实际实现状态，补充各系统落地进度与验证结果。</w:t>
+      </w:r>
+    </w:p>
+    <w:p>
+      <w:pPr>
+        <w:spacing w:before="0" w:after="100" w:line="300" w:lineRule="auto"/>
+        <w:rPr>
+          <w:rFonts w:ascii="微软雅黑" w:hAnsi="微软雅黑" w:eastAsia="微软雅黑" w:cs="微软雅黑"/>
+          <w:b w:val="0"/>
+          <w:i w:val="0"/>
+          <w:caps w:val="0"/>
+          <w:spacing w:val="0"/>
+          <w:sz w:val="21"/>
+          <w:szCs w:val="21"/>
+        </w:rPr>
+      </w:pPr>
+      <w:r>
+        <w:rPr>
+          <w:rFonts w:ascii="微软雅黑" w:hAnsi="微软雅黑"/>
+          <w:b w:val="0"/>
+          <w:sz w:val="21"/>
+        </w:rPr>
+        <w:t>• 新增“实现进度对照”章节（第 14 章）：按 2026-08-13 Godot 原型实际状态，逐项记录已实现/进行中/未开始内容。</w:t>
+      </w:r>
+    </w:p>
+    <w:p>
+      <w:pPr>
+        <w:spacing w:before="0" w:after="100" w:line="300" w:lineRule="auto"/>
+        <w:rPr>
+          <w:rFonts w:ascii="微软雅黑" w:hAnsi="微软雅黑" w:eastAsia="微软雅黑" w:cs="微软雅黑"/>
+          <w:b w:val="0"/>
+          <w:i w:val="0"/>
+          <w:caps w:val="0"/>
+          <w:spacing w:val="0"/>
+          <w:sz w:val="21"/>
+          <w:szCs w:val="21"/>
+        </w:rPr>
+      </w:pPr>
+      <w:r>
+        <w:rPr>
+          <w:rFonts w:ascii="微软雅黑" w:hAnsi="微软雅黑"/>
+          <w:b w:val="0"/>
+          <w:sz w:val="21"/>
+        </w:rPr>
+        <w:t>• 开发路线图（12.2）更新：主菜单与存档系统、地牢生成与房间模板、装备吞噬/融合/强化、房间切换与小地图等已进入可玩原型阶段。</w:t>
+      </w:r>
+    </w:p>
+    <w:p>
+      <w:pPr>
+        <w:spacing w:before="0" w:after="100" w:line="300" w:lineRule="auto"/>
+        <w:rPr>
+          <w:rFonts w:ascii="微软雅黑" w:hAnsi="微软雅黑" w:eastAsia="微软雅黑" w:cs="微软雅黑"/>
+          <w:b w:val="0"/>
+          <w:i w:val="0"/>
+          <w:caps w:val="0"/>
+          <w:spacing w:val="0"/>
+          <w:sz w:val="21"/>
+          <w:szCs w:val="21"/>
+        </w:rPr>
+      </w:pPr>
+      <w:r>
+        <w:rPr>
+          <w:rFonts w:ascii="微软雅黑" w:hAnsi="微软雅黑"/>
+          <w:b w:val="0"/>
+          <w:sz w:val="21"/>
+        </w:rPr>
+        <w:t>• 新增“实现进度对照”章节（第 14 章）：按 2026-08-13 Godot 原型实际状态，逐项记录已实现/进行中/未开始内容。</w:t>
+      </w:r>
+    </w:p>
+    <w:p>
+      <w:pPr>
+        <w:spacing w:before="0" w:after="100" w:line="300" w:lineRule="auto"/>
+        <w:rPr>
+          <w:rFonts w:ascii="微软雅黑" w:hAnsi="微软雅黑" w:eastAsia="微软雅黑" w:cs="微软雅黑"/>
+          <w:b w:val="0"/>
+          <w:i w:val="0"/>
+          <w:caps w:val="0"/>
+          <w:spacing w:val="0"/>
+          <w:sz w:val="21"/>
+          <w:szCs w:val="21"/>
+        </w:rPr>
+      </w:pPr>
+      <w:r>
+        <w:rPr>
+          <w:rFonts w:ascii="微软雅黑" w:hAnsi="微软雅黑"/>
+          <w:b w:val="0"/>
+          <w:sz w:val="21"/>
+        </w:rPr>
+        <w:t>• 开发路线图（12.2）更新：主菜单与存档系统、地牢生成与房间模板、装备吞噬/融合/强化、房间切换与小地图等已进入可玩原型阶段。</w:t>
       </w:r>
     </w:p>
     <w:p>
@@ -33208,6 +33318,384 @@
           <w:szCs w:val="21"/>
         </w:rPr>
       </w:pPr>
+    </w:p>
+    <w:p>
+      <w:pPr>
+        <w:spacing w:before="280" w:after="160" w:line="300" w:lineRule="auto"/>
+        <w:rPr>
+          <w:rFonts w:ascii="微软雅黑" w:hAnsi="微软雅黑" w:eastAsia="微软雅黑" w:cs="微软雅黑"/>
+          <w:b w:val="0"/>
+          <w:i w:val="0"/>
+          <w:caps w:val="0"/>
+          <w:spacing w:val="0"/>
+          <w:sz w:val="21"/>
+          <w:szCs w:val="21"/>
+        </w:rPr>
+      </w:pPr>
+      <w:r>
+        <w:rPr>
+          <w:rFonts w:ascii="微软雅黑" w:hAnsi="微软雅黑"/>
+          <w:b/>
+          <w:color w:val="1F4E79"/>
+          <w:sz w:val="32"/>
+        </w:rPr>
+        <w:t>14. 实现进度对照（2026-08-13）</w:t>
+      </w:r>
+    </w:p>
+    <w:p>
+      <w:pPr>
+        <w:spacing w:before="200" w:after="120" w:line="300" w:lineRule="auto"/>
+        <w:rPr>
+          <w:rFonts w:ascii="微软雅黑" w:hAnsi="微软雅黑" w:eastAsia="微软雅黑" w:cs="微软雅黑"/>
+          <w:b w:val="0"/>
+          <w:i w:val="0"/>
+          <w:caps w:val="0"/>
+          <w:spacing w:val="0"/>
+          <w:sz w:val="21"/>
+          <w:szCs w:val="21"/>
+        </w:rPr>
+      </w:pPr>
+      <w:r>
+        <w:rPr>
+          <w:rFonts w:ascii="微软雅黑" w:hAnsi="微软雅黑"/>
+          <w:b/>
+          <w:color w:val="000000"/>
+          <w:sz w:val="27"/>
+        </w:rPr>
+        <w:t>14.1 已实现（Godot 原型可实跑）</w:t>
+      </w:r>
+    </w:p>
+    <w:p>
+      <w:pPr>
+        <w:spacing w:before="0" w:after="4" w:line="300" w:lineRule="auto"/>
+        <w:rPr>
+          <w:rFonts w:ascii="微软雅黑" w:hAnsi="微软雅黑" w:eastAsia="微软雅黑" w:cs="微软雅黑"/>
+          <w:b w:val="0"/>
+          <w:i w:val="0"/>
+          <w:caps w:val="0"/>
+          <w:spacing w:val="0"/>
+          <w:sz w:val="21"/>
+          <w:szCs w:val="21"/>
+        </w:rPr>
+      </w:pPr>
+      <w:r>
+        <w:rPr>
+          <w:rFonts w:ascii="微软雅黑" w:hAnsi="微软雅黑"/>
+          <w:b w:val="0"/>
+          <w:sz w:val="21"/>
+        </w:rPr>
+        <w:t>• 主菜单与流程：主菜单 → 三存档（创建/进入/删除，含 .bak 备份与版本迁移）→ 存档主页 → 新游戏配置（五职业 / 模式 / 难度）→ 进入地牢；ESC 逐级返回，游戏内 ESC 真暂停。</w:t>
+      </w:r>
+    </w:p>
+    <w:p>
+      <w:pPr>
+        <w:spacing w:before="0" w:after="4" w:line="300" w:lineRule="auto"/>
+        <w:rPr>
+          <w:rFonts w:ascii="微软雅黑" w:hAnsi="微软雅黑" w:eastAsia="微软雅黑" w:cs="微软雅黑"/>
+          <w:b w:val="0"/>
+          <w:i w:val="0"/>
+          <w:caps w:val="0"/>
+          <w:spacing w:val="0"/>
+          <w:sz w:val="21"/>
+          <w:szCs w:val="21"/>
+        </w:rPr>
+      </w:pPr>
+      <w:r>
+        <w:rPr>
+          <w:rFonts w:ascii="微软雅黑" w:hAnsi="微软雅黑"/>
+          <w:b w:val="0"/>
+          <w:sz w:val="21"/>
+        </w:rPr>
+        <w:t>• 设置系统：显示（窗口/全屏/无边框/分辨率/垂直同步/FPS 上限）、音频（主/音乐/音效）、游戏（屏幕震动/减少动态）；主菜单与暂停菜单共用一套面板。</w:t>
+      </w:r>
+    </w:p>
+    <w:p>
+      <w:pPr>
+        <w:spacing w:before="0" w:after="4" w:line="300" w:lineRule="auto"/>
+        <w:rPr>
+          <w:rFonts w:ascii="微软雅黑" w:hAnsi="微软雅黑" w:eastAsia="微软雅黑" w:cs="微软雅黑"/>
+          <w:b w:val="0"/>
+          <w:i w:val="0"/>
+          <w:caps w:val="0"/>
+          <w:spacing w:val="0"/>
+          <w:sz w:val="21"/>
+          <w:szCs w:val="21"/>
+        </w:rPr>
+      </w:pPr>
+      <w:r>
+        <w:rPr>
+          <w:rFonts w:ascii="微软雅黑" w:hAnsi="微软雅黑"/>
+          <w:b w:val="0"/>
+          <w:sz w:val="21"/>
+        </w:rPr>
+        <w:t>• 地牢生成：BSP 布局生成 12 个房间（初始房 + 普通房模板 T01~T10 + 精英/Boss），走廊连通、门洞开凿、导航网格烘焙；房间间传送衔接（门 → 相邻房间出生点）。</w:t>
+      </w:r>
+    </w:p>
+    <w:p>
+      <w:pPr>
+        <w:spacing w:before="0" w:after="4" w:line="300" w:lineRule="auto"/>
+        <w:rPr>
+          <w:rFonts w:ascii="微软雅黑" w:hAnsi="微软雅黑" w:eastAsia="微软雅黑" w:cs="微软雅黑"/>
+          <w:b w:val="0"/>
+          <w:i w:val="0"/>
+          <w:caps w:val="0"/>
+          <w:spacing w:val="0"/>
+          <w:sz w:val="21"/>
+          <w:szCs w:val="21"/>
+        </w:rPr>
+      </w:pPr>
+      <w:r>
+        <w:rPr>
+          <w:rFonts w:ascii="微软雅黑" w:hAnsi="微软雅黑"/>
+          <w:b w:val="0"/>
+          <w:sz w:val="21"/>
+        </w:rPr>
+        <w:t>• 战斗闭环：玩家方向键切换朝向并攻击（扇形判定），追猎者敌人接触伤害 + 难度缩放（简单 0.8 / 普通 1.0 / 困难 1.3），死亡触发结算。</w:t>
+      </w:r>
+    </w:p>
+    <w:p>
+      <w:pPr>
+        <w:spacing w:before="0" w:after="4" w:line="300" w:lineRule="auto"/>
+        <w:rPr>
+          <w:rFonts w:ascii="微软雅黑" w:hAnsi="微软雅黑" w:eastAsia="微软雅黑" w:cs="微软雅黑"/>
+          <w:b w:val="0"/>
+          <w:i w:val="0"/>
+          <w:caps w:val="0"/>
+          <w:spacing w:val="0"/>
+          <w:sz w:val="21"/>
+          <w:szCs w:val="21"/>
+        </w:rPr>
+      </w:pPr>
+      <w:r>
+        <w:rPr>
+          <w:rFonts w:ascii="微软雅黑" w:hAnsi="微软雅黑"/>
+          <w:b w:val="0"/>
+          <w:sz w:val="21"/>
+        </w:rPr>
+        <w:t>• 装备系统：36 件白装模板、装备/背包/强化/融合/吞噬四页管理界面，吞噬累计属性、融合叠加词条、强化固定 +5%/级、掉落与序列化。</w:t>
+      </w:r>
+    </w:p>
+    <w:p>
+      <w:pPr>
+        <w:spacing w:before="0" w:after="4" w:line="300" w:lineRule="auto"/>
+        <w:rPr>
+          <w:rFonts w:ascii="微软雅黑" w:hAnsi="微软雅黑" w:eastAsia="微软雅黑" w:cs="微软雅黑"/>
+          <w:b w:val="0"/>
+          <w:i w:val="0"/>
+          <w:caps w:val="0"/>
+          <w:spacing w:val="0"/>
+          <w:sz w:val="21"/>
+          <w:szCs w:val="21"/>
+        </w:rPr>
+      </w:pPr>
+      <w:r>
+        <w:rPr>
+          <w:rFonts w:ascii="微软雅黑" w:hAnsi="微软雅黑"/>
+          <w:b w:val="0"/>
+          <w:sz w:val="21"/>
+        </w:rPr>
+        <w:t>• UI 系统：Toast 通知、Loading 过渡页（后台线程加载 + 世界观提示）、结算页（死亡/通关/放弃统一模板 + 分阶段呈现）、右上角固定方向预览小地图（真实连接图 + 探索记录）。</w:t>
+      </w:r>
+    </w:p>
+    <w:p>
+      <w:pPr>
+        <w:spacing w:before="0" w:after="4" w:line="300" w:lineRule="auto"/>
+        <w:rPr>
+          <w:rFonts w:ascii="微软雅黑" w:hAnsi="微软雅黑" w:eastAsia="微软雅黑" w:cs="微软雅黑"/>
+          <w:b w:val="0"/>
+          <w:i w:val="0"/>
+          <w:caps w:val="0"/>
+          <w:spacing w:val="0"/>
+          <w:sz w:val="21"/>
+          <w:szCs w:val="21"/>
+        </w:rPr>
+      </w:pPr>
+      <w:r>
+        <w:rPr>
+          <w:rFonts w:ascii="微软雅黑" w:hAnsi="微软雅黑"/>
+          <w:b w:val="0"/>
+          <w:sz w:val="21"/>
+        </w:rPr>
+        <w:t>• 输入：WASD 移动、方向键攻击、Tab 开背包、ESC 返回/暂停、Enter/Esc 菜单导航（键鼠/手柄提示自动切换）。</w:t>
+      </w:r>
+    </w:p>
+    <w:p>
+      <w:pPr>
+        <w:spacing w:before="0" w:after="4" w:line="300" w:lineRule="auto"/>
+        <w:rPr>
+          <w:rFonts w:ascii="微软雅黑" w:hAnsi="微软雅黑" w:eastAsia="微软雅黑" w:cs="微软雅黑"/>
+          <w:b w:val="0"/>
+          <w:i w:val="0"/>
+          <w:caps w:val="0"/>
+          <w:spacing w:val="0"/>
+          <w:sz w:val="21"/>
+          <w:szCs w:val="21"/>
+        </w:rPr>
+      </w:pPr>
+      <w:r>
+        <w:rPr>
+          <w:rFonts w:ascii="微软雅黑" w:hAnsi="微软雅黑"/>
+          <w:b w:val="0"/>
+          <w:sz w:val="21"/>
+        </w:rPr>
+        <w:t>• 音效：Kenney rpg-audio 接入攻击命中/拾取/死亡/UI/开门关门；UI 皮肤接入 Kenney ui-pack 与 fantasy-ui-borders，瓦片集来自 roguelike-rpg-pack（全部 CC0）。</w:t>
+      </w:r>
+    </w:p>
+    <w:p>
+      <w:pPr>
+        <w:spacing w:before="200" w:after="120" w:line="300" w:lineRule="auto"/>
+        <w:rPr>
+          <w:rFonts w:ascii="微软雅黑" w:hAnsi="微软雅黑" w:eastAsia="微软雅黑" w:cs="微软雅黑"/>
+          <w:b w:val="0"/>
+          <w:i w:val="0"/>
+          <w:caps w:val="0"/>
+          <w:spacing w:val="0"/>
+          <w:sz w:val="21"/>
+          <w:szCs w:val="21"/>
+        </w:rPr>
+      </w:pPr>
+      <w:r>
+        <w:rPr>
+          <w:rFonts w:ascii="微软雅黑" w:hAnsi="微软雅黑"/>
+          <w:b/>
+          <w:color w:val="000000"/>
+          <w:sz w:val="27"/>
+        </w:rPr>
+        <w:t>14.2 进行中 / 规划中</w:t>
+      </w:r>
+    </w:p>
+    <w:p>
+      <w:pPr>
+        <w:spacing w:before="0" w:after="4" w:line="300" w:lineRule="auto"/>
+        <w:rPr>
+          <w:rFonts w:ascii="微软雅黑" w:hAnsi="微软雅黑" w:eastAsia="微软雅黑" w:cs="微软雅黑"/>
+          <w:b w:val="0"/>
+          <w:i w:val="0"/>
+          <w:caps w:val="0"/>
+          <w:spacing w:val="0"/>
+          <w:sz w:val="21"/>
+          <w:szCs w:val="21"/>
+        </w:rPr>
+      </w:pPr>
+      <w:r>
+        <w:rPr>
+          <w:rFonts w:ascii="微软雅黑" w:hAnsi="微软雅黑"/>
+          <w:b w:val="0"/>
+          <w:sz w:val="21"/>
+        </w:rPr>
+        <w:t>• 房间模板扩展：第一层之外的主题模板、商店/泉水/宝箱/事件房交互内容、Boss 房专属技能（当前 Boss 房为高数量普通怪代替）。</w:t>
+      </w:r>
+    </w:p>
+    <w:p>
+      <w:pPr>
+        <w:spacing w:before="0" w:after="4" w:line="300" w:lineRule="auto"/>
+        <w:rPr>
+          <w:rFonts w:ascii="微软雅黑" w:hAnsi="微软雅黑" w:eastAsia="微软雅黑" w:cs="微软雅黑"/>
+          <w:b w:val="0"/>
+          <w:i w:val="0"/>
+          <w:caps w:val="0"/>
+          <w:spacing w:val="0"/>
+          <w:sz w:val="21"/>
+          <w:szCs w:val="21"/>
+        </w:rPr>
+      </w:pPr>
+      <w:r>
+        <w:rPr>
+          <w:rFonts w:ascii="微软雅黑" w:hAnsi="微软雅黑"/>
+          <w:b w:val="0"/>
+          <w:sz w:val="21"/>
+        </w:rPr>
+        <w:t>• 怪物体系：当前仅追猎者与木桩两类；10 种模板与四阶段递进按《怪物设计分册》待实现。</w:t>
+      </w:r>
+    </w:p>
+    <w:p>
+      <w:pPr>
+        <w:spacing w:before="0" w:after="4" w:line="300" w:lineRule="auto"/>
+        <w:rPr>
+          <w:rFonts w:ascii="微软雅黑" w:hAnsi="微软雅黑" w:eastAsia="微软雅黑" w:cs="微软雅黑"/>
+          <w:b w:val="0"/>
+          <w:i w:val="0"/>
+          <w:caps w:val="0"/>
+          <w:spacing w:val="0"/>
+          <w:sz w:val="21"/>
+          <w:szCs w:val="21"/>
+        </w:rPr>
+      </w:pPr>
+      <w:r>
+        <w:rPr>
+          <w:rFonts w:ascii="微软雅黑" w:hAnsi="微软雅黑"/>
+          <w:b w:val="0"/>
+          <w:sz w:val="21"/>
+        </w:rPr>
+        <w:t>• 局外养成：升级页为天赋/形态/锻造页签占位；记忆残渣已入存档，天赋树/形态解锁/锻造待实现。</w:t>
+      </w:r>
+    </w:p>
+    <w:p>
+      <w:pPr>
+        <w:spacing w:before="0" w:after="4" w:line="300" w:lineRule="auto"/>
+        <w:rPr>
+          <w:rFonts w:ascii="微软雅黑" w:hAnsi="微软雅黑" w:eastAsia="微软雅黑" w:cs="微软雅黑"/>
+          <w:b w:val="0"/>
+          <w:i w:val="0"/>
+          <w:caps w:val="0"/>
+          <w:spacing w:val="0"/>
+          <w:sz w:val="21"/>
+          <w:szCs w:val="21"/>
+        </w:rPr>
+      </w:pPr>
+      <w:r>
+        <w:rPr>
+          <w:rFonts w:ascii="微软雅黑" w:hAnsi="微软雅黑"/>
+          <w:b w:val="0"/>
+          <w:sz w:val="21"/>
+        </w:rPr>
+        <w:t>• 剧情模式：入口置灰，20 小时主线后置。</w:t>
+      </w:r>
+    </w:p>
+    <w:p>
+      <w:pPr>
+        <w:spacing w:before="200" w:after="120" w:line="300" w:lineRule="auto"/>
+        <w:rPr>
+          <w:rFonts w:ascii="微软雅黑" w:hAnsi="微软雅黑" w:eastAsia="微软雅黑" w:cs="微软雅黑"/>
+          <w:b w:val="0"/>
+          <w:i w:val="0"/>
+          <w:caps w:val="0"/>
+          <w:spacing w:val="0"/>
+          <w:sz w:val="21"/>
+          <w:szCs w:val="21"/>
+        </w:rPr>
+      </w:pPr>
+      <w:r>
+        <w:rPr>
+          <w:rFonts w:ascii="微软雅黑" w:hAnsi="微软雅黑"/>
+          <w:b/>
+          <w:color w:val="000000"/>
+          <w:sz w:val="27"/>
+        </w:rPr>
+        <w:t>14.3 验证证据</w:t>
+      </w:r>
+    </w:p>
+    <w:p>
+      <w:pPr>
+        <w:spacing w:before="0" w:after="4" w:line="300" w:lineRule="auto"/>
+        <w:rPr>
+          <w:rFonts w:ascii="微软雅黑" w:hAnsi="微软雅黑" w:eastAsia="微软雅黑" w:cs="微软雅黑"/>
+          <w:b w:val="0"/>
+          <w:i w:val="0"/>
+          <w:caps w:val="0"/>
+          <w:spacing w:val="0"/>
+          <w:sz w:val="21"/>
+          <w:szCs w:val="21"/>
+        </w:rPr>
+      </w:pPr>
+      <w:r>
+        <w:rPr>
+          <w:rFonts w:ascii="微软雅黑" w:hAnsi="微软雅黑"/>
+          <w:b w:val="0"/>
+          <w:sz w:val="21"/>
+        </w:rPr>
+        <w:t>• 自动测试：菜单交互 22 项、玩法集成 10 项、进入地牢流程 5 项、房间传送 5 项、小地图数据 5 项全部通过；进度详见 docs/progress/PROGRESS_20260813.md。</w:t>
+      </w:r>
     </w:p>
     <w:sectPr>
       <w:pgSz w:w="11906" w:h="16838"/>
